--- a/Labs-Basic/Lab1.docx
+++ b/Labs-Basic/Lab1.docx
@@ -637,7 +637,7 @@
           <w:color w:val="000000"/>
           <w:sz w:val="20"/>
         </w:rPr>
-        <w:t>Step 5 — Explore the architecture options</w:t>
+        <w:t>Step 5 — Generate the TRD</w:t>
       </w:r>
     </w:p>
     <w:p>
@@ -648,7 +648,7 @@
           <w:color w:val="000000"/>
           <w:sz w:val="20"/>
         </w:rPr>
-        <w:t>This is step-back prompting. Before Copilot decides anything, make it lay out the choices. Notice that this prompt deliberately does not tell it what to pick.</w:t>
+        <w:t>The TRD describes how the application will be built. The architecture is given to you below — do not ask Copilot to choose it.</w:t>
       </w:r>
     </w:p>
     <w:tbl>
@@ -697,7 +697,7 @@
                 <w:color w:val="000000"/>
                 <w:sz w:val="20"/>
               </w:rPr>
-              <w:t>Task:      Before writing a Technical Requirements Document, analyse two</w:t>
+              <w:t>Task:      Write a Technical Requirements Document for Version 1 of the</w:t>
             </w:r>
           </w:p>
           <w:p>
@@ -711,7 +711,7 @@
                 <w:color w:val="000000"/>
                 <w:sz w:val="20"/>
               </w:rPr>
-              <w:t xml:space="preserve">           architectural decisions for the Todo application.</w:t>
+              <w:t xml:space="preserve">           Todo application described in the PRD below.</w:t>
             </w:r>
           </w:p>
           <w:p>
@@ -739,7 +739,7 @@
                 <w:color w:val="000000"/>
                 <w:sz w:val="20"/>
               </w:rPr>
-              <w:t>Context:   Frontend is React. Backend is Python with FastAPI. Version 1</w:t>
+              <w:t>Architecture (already decided - do not propose alternatives):</w:t>
             </w:r>
           </w:p>
           <w:p>
@@ -753,7 +753,7 @@
                 <w:color w:val="000000"/>
                 <w:sz w:val="20"/>
               </w:rPr>
-              <w:t xml:space="preserve">           has no database - todos are held in server memory. Version 2</w:t>
+              <w:t xml:space="preserve">  - Frontend is React. Backend is Python with FastAPI.</w:t>
             </w:r>
           </w:p>
           <w:p>
@@ -767,7 +767,7 @@
                 <w:color w:val="000000"/>
                 <w:sz w:val="20"/>
               </w:rPr>
-              <w:t xml:space="preserve">           will introduce SQLite with SQLAlchemy and Alembic. Single</w:t>
+              <w:t xml:space="preserve">  - Single-user application. No authentication.</w:t>
             </w:r>
           </w:p>
           <w:p>
@@ -781,7 +781,7 @@
                 <w:color w:val="000000"/>
                 <w:sz w:val="20"/>
               </w:rPr>
-              <w:t xml:space="preserve">           developer, single user, no authentication.</w:t>
+              <w:t xml:space="preserve">  - A single repository containing a frontend folder and a backend</w:t>
             </w:r>
           </w:p>
           <w:p>
@@ -795,7 +795,7 @@
                 <w:color w:val="000000"/>
                 <w:sz w:val="20"/>
               </w:rPr>
-              <w:t xml:space="preserve"> </w:t>
+              <w:t xml:space="preserve">    folder.</w:t>
             </w:r>
           </w:p>
           <w:p>
@@ -809,7 +809,7 @@
                 <w:color w:val="000000"/>
                 <w:sz w:val="20"/>
               </w:rPr>
-              <w:t>Decision 1 - Repository layout</w:t>
+              <w:t xml:space="preserve">  - Three backend layers - routers, services, and a repository layer.</w:t>
             </w:r>
           </w:p>
           <w:p>
@@ -823,7 +823,7 @@
                 <w:color w:val="000000"/>
                 <w:sz w:val="20"/>
               </w:rPr>
-              <w:t xml:space="preserve">  How should the React frontend and the FastAPI backend be organised</w:t>
+              <w:t xml:space="preserve">    The router handles HTTP only. The service holds business rules.</w:t>
             </w:r>
           </w:p>
           <w:p>
@@ -837,7 +837,7 @@
                 <w:color w:val="000000"/>
                 <w:sz w:val="20"/>
               </w:rPr>
-              <w:t xml:space="preserve">  in source control?</w:t>
+              <w:t xml:space="preserve">    The repository is the only code that touches data storage.</w:t>
             </w:r>
           </w:p>
           <w:p>
@@ -851,7 +851,7 @@
                 <w:color w:val="000000"/>
                 <w:sz w:val="20"/>
               </w:rPr>
-              <w:t xml:space="preserve"> </w:t>
+              <w:t xml:space="preserve">  - Version 1 holds todos in a Python list inside the repository layer.</w:t>
             </w:r>
           </w:p>
           <w:p>
@@ -865,7 +865,7 @@
                 <w:color w:val="000000"/>
                 <w:sz w:val="20"/>
               </w:rPr>
-              <w:t>Decision 2 - Backend code structure</w:t>
+              <w:t xml:space="preserve">    Version 2 replaces that list with SQLite via SQLAlchemy and Alembic.</w:t>
             </w:r>
           </w:p>
           <w:p>
@@ -879,394 +879,7 @@
                 <w:color w:val="000000"/>
                 <w:sz w:val="20"/>
               </w:rPr>
-              <w:t xml:space="preserve">  How should the FastAPI backend be internally organised, given that</w:t>
-            </w:r>
-          </w:p>
-          <w:p>
-            <w:pPr>
-              <w:spacing w:line="240" w:lineRule="auto" w:after="0" w:before="0"/>
-            </w:pPr>
-            <w:r>
-              <w:rPr>
-                <w:rFonts w:ascii="Aptos" w:hAnsi="Aptos" w:eastAsia="Aptos" w:cs="Aptos"/>
-                <w:b w:val="0"/>
-                <w:color w:val="000000"/>
-                <w:sz w:val="20"/>
-              </w:rPr>
-              <w:t xml:space="preserve">  the in-memory store of Version 1 must be replaced by SQLite in</w:t>
-            </w:r>
-          </w:p>
-          <w:p>
-            <w:pPr>
-              <w:spacing w:line="240" w:lineRule="auto" w:after="0" w:before="0"/>
-            </w:pPr>
-            <w:r>
-              <w:rPr>
-                <w:rFonts w:ascii="Aptos" w:hAnsi="Aptos" w:eastAsia="Aptos" w:cs="Aptos"/>
-                <w:b w:val="0"/>
-                <w:color w:val="000000"/>
-                <w:sz w:val="20"/>
-              </w:rPr>
-              <w:t xml:space="preserve">  Version 2 with minimal disruption?</w:t>
-            </w:r>
-          </w:p>
-          <w:p>
-            <w:pPr>
-              <w:spacing w:line="240" w:lineRule="auto" w:after="0" w:before="0"/>
-            </w:pPr>
-            <w:r>
-              <w:rPr>
-                <w:rFonts w:ascii="Aptos" w:hAnsi="Aptos" w:eastAsia="Aptos" w:cs="Aptos"/>
-                <w:b w:val="0"/>
-                <w:color w:val="000000"/>
-                <w:sz w:val="20"/>
-              </w:rPr>
-              <w:t xml:space="preserve"> </w:t>
-            </w:r>
-          </w:p>
-          <w:p>
-            <w:pPr>
-              <w:spacing w:line="240" w:lineRule="auto" w:after="0" w:before="0"/>
-            </w:pPr>
-            <w:r>
-              <w:rPr>
-                <w:rFonts w:ascii="Aptos" w:hAnsi="Aptos" w:eastAsia="Aptos" w:cs="Aptos"/>
-                <w:b w:val="0"/>
-                <w:color w:val="000000"/>
-                <w:sz w:val="20"/>
-              </w:rPr>
-              <w:t>For each decision present at least two options. For each option give:</w:t>
-            </w:r>
-          </w:p>
-          <w:p>
-            <w:pPr>
-              <w:spacing w:line="240" w:lineRule="auto" w:after="0" w:before="0"/>
-            </w:pPr>
-            <w:r>
-              <w:rPr>
-                <w:rFonts w:ascii="Aptos" w:hAnsi="Aptos" w:eastAsia="Aptos" w:cs="Aptos"/>
-                <w:b w:val="0"/>
-                <w:color w:val="000000"/>
-                <w:sz w:val="20"/>
-              </w:rPr>
-              <w:t>a one-line description, two advantages, two disadvantages, and the</w:t>
-            </w:r>
-          </w:p>
-          <w:p>
-            <w:pPr>
-              <w:spacing w:line="240" w:lineRule="auto" w:after="0" w:before="0"/>
-            </w:pPr>
-            <w:r>
-              <w:rPr>
-                <w:rFonts w:ascii="Aptos" w:hAnsi="Aptos" w:eastAsia="Aptos" w:cs="Aptos"/>
-                <w:b w:val="0"/>
-                <w:color w:val="000000"/>
-                <w:sz w:val="20"/>
-              </w:rPr>
-              <w:t>situation in which it is the right choice.</w:t>
-            </w:r>
-          </w:p>
-          <w:p>
-            <w:pPr>
-              <w:spacing w:line="240" w:lineRule="auto" w:after="0" w:before="0"/>
-            </w:pPr>
-            <w:r>
-              <w:rPr>
-                <w:rFonts w:ascii="Aptos" w:hAnsi="Aptos" w:eastAsia="Aptos" w:cs="Aptos"/>
-                <w:b w:val="0"/>
-                <w:color w:val="000000"/>
-                <w:sz w:val="20"/>
-              </w:rPr>
-              <w:t xml:space="preserve"> </w:t>
-            </w:r>
-          </w:p>
-          <w:p>
-            <w:pPr>
-              <w:spacing w:line="240" w:lineRule="auto" w:after="0" w:before="0"/>
-            </w:pPr>
-            <w:r>
-              <w:rPr>
-                <w:rFonts w:ascii="Aptos" w:hAnsi="Aptos" w:eastAsia="Aptos" w:cs="Aptos"/>
-                <w:b w:val="0"/>
-                <w:color w:val="000000"/>
-                <w:sz w:val="20"/>
-              </w:rPr>
-              <w:t>Do NOT recommend anything. Do NOT write the TRD yet.</w:t>
-            </w:r>
-          </w:p>
-        </w:tc>
-      </w:tr>
-    </w:tbl>
-    <w:p>
-      <w:pPr>
-        <w:spacing w:after="40"/>
-      </w:pPr>
-    </w:p>
-    <w:p>
-      <w:r>
-        <w:rPr>
-          <w:rFonts w:ascii="Aptos" w:hAnsi="Aptos" w:eastAsia="Aptos" w:cs="Aptos"/>
-          <w:b w:val="0"/>
-          <w:color w:val="000000"/>
-          <w:sz w:val="20"/>
-        </w:rPr>
-        <w:t>Read both sets of options. Decide as a group which you would pick before reading the next step.</w:t>
-      </w:r>
-    </w:p>
-    <w:p>
-      <w:pPr>
-        <w:spacing w:before="200" w:after="80"/>
-      </w:pPr>
-      <w:r>
-        <w:rPr>
-          <w:rFonts w:ascii="Aptos" w:hAnsi="Aptos" w:eastAsia="Aptos" w:cs="Aptos"/>
-          <w:b/>
-          <w:color w:val="000000"/>
-          <w:sz w:val="20"/>
-        </w:rPr>
-        <w:t>Step 6 — Generate the TRD</w:t>
-      </w:r>
-    </w:p>
-    <w:p>
-      <w:r>
-        <w:rPr>
-          <w:rFonts w:ascii="Aptos" w:hAnsi="Aptos" w:eastAsia="Aptos" w:cs="Aptos"/>
-          <w:b w:val="0"/>
-          <w:color w:val="000000"/>
-          <w:sz w:val="20"/>
-        </w:rPr>
-        <w:t>These are the decisions this course uses. Send this prompt in the same conversation.</w:t>
-      </w:r>
-    </w:p>
-    <w:tbl>
-      <w:tblPr>
-        <w:tblW w:type="auto" w:w="0"/>
-        <w:tblLook w:firstColumn="1" w:firstRow="1" w:lastColumn="0" w:lastRow="0" w:noHBand="0" w:noVBand="1" w:val="04A0"/>
-        <w:tblBorders>
-          <w:top w:val="single" w:sz="6" w:space="0" w:color="000000"/>
-          <w:left w:val="single" w:sz="6" w:space="0" w:color="000000"/>
-          <w:bottom w:val="single" w:sz="6" w:space="0" w:color="000000"/>
-          <w:right w:val="single" w:sz="6" w:space="0" w:color="000000"/>
-          <w:insideH w:val="none"/>
-          <w:insideV w:val="none"/>
-        </w:tblBorders>
-      </w:tblPr>
-      <w:tblGrid>
-        <w:gridCol w:w="8640"/>
-      </w:tblGrid>
-      <w:tr>
-        <w:tc>
-          <w:tcPr>
-            <w:tcW w:type="dxa" w:w="8640"/>
-          </w:tcPr>
-          <w:p>
-            <w:pPr>
-              <w:spacing w:line="240" w:lineRule="auto" w:after="0" w:before="0"/>
-            </w:pPr>
-            <w:r>
-              <w:rPr>
-                <w:rFonts w:ascii="Aptos" w:hAnsi="Aptos" w:eastAsia="Aptos" w:cs="Aptos"/>
-                <w:b w:val="0"/>
-                <w:color w:val="000000"/>
-                <w:sz w:val="20"/>
-              </w:rPr>
-              <w:t>We have made our decisions.</w:t>
-            </w:r>
-          </w:p>
-          <w:p>
-            <w:pPr>
-              <w:spacing w:line="240" w:lineRule="auto" w:after="0" w:before="0"/>
-            </w:pPr>
-            <w:r>
-              <w:rPr>
-                <w:rFonts w:ascii="Aptos" w:hAnsi="Aptos" w:eastAsia="Aptos" w:cs="Aptos"/>
-                <w:b w:val="0"/>
-                <w:color w:val="000000"/>
-                <w:sz w:val="20"/>
-              </w:rPr>
-              <w:t xml:space="preserve"> </w:t>
-            </w:r>
-          </w:p>
-          <w:p>
-            <w:pPr>
-              <w:spacing w:line="240" w:lineRule="auto" w:after="0" w:before="0"/>
-            </w:pPr>
-            <w:r>
-              <w:rPr>
-                <w:rFonts w:ascii="Aptos" w:hAnsi="Aptos" w:eastAsia="Aptos" w:cs="Aptos"/>
-                <w:b w:val="0"/>
-                <w:color w:val="000000"/>
-                <w:sz w:val="20"/>
-              </w:rPr>
-              <w:t>Decision 1 - Repository layout:</w:t>
-            </w:r>
-          </w:p>
-          <w:p>
-            <w:pPr>
-              <w:spacing w:line="240" w:lineRule="auto" w:after="0" w:before="0"/>
-            </w:pPr>
-            <w:r>
-              <w:rPr>
-                <w:rFonts w:ascii="Aptos" w:hAnsi="Aptos" w:eastAsia="Aptos" w:cs="Aptos"/>
-                <w:b w:val="0"/>
-                <w:color w:val="000000"/>
-                <w:sz w:val="20"/>
-              </w:rPr>
-              <w:t xml:space="preserve">  A single repository containing a frontend folder and a backend folder.</w:t>
-            </w:r>
-          </w:p>
-          <w:p>
-            <w:pPr>
-              <w:spacing w:line="240" w:lineRule="auto" w:after="0" w:before="0"/>
-            </w:pPr>
-            <w:r>
-              <w:rPr>
-                <w:rFonts w:ascii="Aptos" w:hAnsi="Aptos" w:eastAsia="Aptos" w:cs="Aptos"/>
-                <w:b w:val="0"/>
-                <w:color w:val="000000"/>
-                <w:sz w:val="20"/>
-              </w:rPr>
-              <w:t xml:space="preserve">  One clone, one commit history, one pull request per feature, and</w:t>
-            </w:r>
-          </w:p>
-          <w:p>
-            <w:pPr>
-              <w:spacing w:line="240" w:lineRule="auto" w:after="0" w:before="0"/>
-            </w:pPr>
-            <w:r>
-              <w:rPr>
-                <w:rFonts w:ascii="Aptos" w:hAnsi="Aptos" w:eastAsia="Aptos" w:cs="Aptos"/>
-                <w:b w:val="0"/>
-                <w:color w:val="000000"/>
-                <w:sz w:val="20"/>
-              </w:rPr>
-              <w:t xml:space="preserve">  Copilot indexes both halves of the application together.</w:t>
-            </w:r>
-          </w:p>
-          <w:p>
-            <w:pPr>
-              <w:spacing w:line="240" w:lineRule="auto" w:after="0" w:before="0"/>
-            </w:pPr>
-            <w:r>
-              <w:rPr>
-                <w:rFonts w:ascii="Aptos" w:hAnsi="Aptos" w:eastAsia="Aptos" w:cs="Aptos"/>
-                <w:b w:val="0"/>
-                <w:color w:val="000000"/>
-                <w:sz w:val="20"/>
-              </w:rPr>
-              <w:t xml:space="preserve"> </w:t>
-            </w:r>
-          </w:p>
-          <w:p>
-            <w:pPr>
-              <w:spacing w:line="240" w:lineRule="auto" w:after="0" w:before="0"/>
-            </w:pPr>
-            <w:r>
-              <w:rPr>
-                <w:rFonts w:ascii="Aptos" w:hAnsi="Aptos" w:eastAsia="Aptos" w:cs="Aptos"/>
-                <w:b w:val="0"/>
-                <w:color w:val="000000"/>
-                <w:sz w:val="20"/>
-              </w:rPr>
-              <w:t>Decision 2 - Backend code structure:</w:t>
-            </w:r>
-          </w:p>
-          <w:p>
-            <w:pPr>
-              <w:spacing w:line="240" w:lineRule="auto" w:after="0" w:before="0"/>
-            </w:pPr>
-            <w:r>
-              <w:rPr>
-                <w:rFonts w:ascii="Aptos" w:hAnsi="Aptos" w:eastAsia="Aptos" w:cs="Aptos"/>
-                <w:b w:val="0"/>
-                <w:color w:val="000000"/>
-                <w:sz w:val="20"/>
-              </w:rPr>
-              <w:t xml:space="preserve">  Three layers - routers, services, and a repository layer.</w:t>
-            </w:r>
-          </w:p>
-          <w:p>
-            <w:pPr>
-              <w:spacing w:line="240" w:lineRule="auto" w:after="0" w:before="0"/>
-            </w:pPr>
-            <w:r>
-              <w:rPr>
-                <w:rFonts w:ascii="Aptos" w:hAnsi="Aptos" w:eastAsia="Aptos" w:cs="Aptos"/>
-                <w:b w:val="0"/>
-                <w:color w:val="000000"/>
-                <w:sz w:val="20"/>
-              </w:rPr>
-              <w:t xml:space="preserve">  The router handles HTTP only. The service holds business rules. The</w:t>
-            </w:r>
-          </w:p>
-          <w:p>
-            <w:pPr>
-              <w:spacing w:line="240" w:lineRule="auto" w:after="0" w:before="0"/>
-            </w:pPr>
-            <w:r>
-              <w:rPr>
-                <w:rFonts w:ascii="Aptos" w:hAnsi="Aptos" w:eastAsia="Aptos" w:cs="Aptos"/>
-                <w:b w:val="0"/>
-                <w:color w:val="000000"/>
-                <w:sz w:val="20"/>
-              </w:rPr>
-              <w:t xml:space="preserve">  repository is the only code that touches data storage.</w:t>
-            </w:r>
-          </w:p>
-          <w:p>
-            <w:pPr>
-              <w:spacing w:line="240" w:lineRule="auto" w:after="0" w:before="0"/>
-            </w:pPr>
-            <w:r>
-              <w:rPr>
-                <w:rFonts w:ascii="Aptos" w:hAnsi="Aptos" w:eastAsia="Aptos" w:cs="Aptos"/>
-                <w:b w:val="0"/>
-                <w:color w:val="000000"/>
-                <w:sz w:val="20"/>
-              </w:rPr>
-              <w:t xml:space="preserve">  In Version 2 only the repository is replaced. Routers and services</w:t>
-            </w:r>
-          </w:p>
-          <w:p>
-            <w:pPr>
-              <w:spacing w:line="240" w:lineRule="auto" w:after="0" w:before="0"/>
-            </w:pPr>
-            <w:r>
-              <w:rPr>
-                <w:rFonts w:ascii="Aptos" w:hAnsi="Aptos" w:eastAsia="Aptos" w:cs="Aptos"/>
-                <w:b w:val="0"/>
-                <w:color w:val="000000"/>
-                <w:sz w:val="20"/>
-              </w:rPr>
-              <w:t xml:space="preserve">  do not change at all.</w:t>
-            </w:r>
-          </w:p>
-          <w:p>
-            <w:pPr>
-              <w:spacing w:line="240" w:lineRule="auto" w:after="0" w:before="0"/>
-            </w:pPr>
-            <w:r>
-              <w:rPr>
-                <w:rFonts w:ascii="Aptos" w:hAnsi="Aptos" w:eastAsia="Aptos" w:cs="Aptos"/>
-                <w:b w:val="0"/>
-                <w:color w:val="000000"/>
-                <w:sz w:val="20"/>
-              </w:rPr>
-              <w:t xml:space="preserve"> </w:t>
-            </w:r>
-          </w:p>
-          <w:p>
-            <w:pPr>
-              <w:spacing w:line="240" w:lineRule="auto" w:after="0" w:before="0"/>
-            </w:pPr>
-            <w:r>
-              <w:rPr>
-                <w:rFonts w:ascii="Aptos" w:hAnsi="Aptos" w:eastAsia="Aptos" w:cs="Aptos"/>
-                <w:b w:val="0"/>
-                <w:color w:val="000000"/>
-                <w:sz w:val="20"/>
-              </w:rPr>
-              <w:t>Now write the Technical Requirements Document for Version 1 only.</w:t>
+              <w:t xml:space="preserve">    Only the repository layer changes when that happens.</w:t>
             </w:r>
           </w:p>
           <w:p>
@@ -1350,7 +963,7 @@
                 <w:color w:val="000000"/>
                 <w:sz w:val="20"/>
               </w:rPr>
-              <w:t xml:space="preserve">  - Backend: Python 3.12, FastAPI, Pydantic models.</w:t>
+              <w:t xml:space="preserve">  - Python 3.12, FastAPI, Pydantic models.</w:t>
             </w:r>
           </w:p>
           <w:p>
@@ -1364,7 +977,7 @@
                 <w:color w:val="000000"/>
                 <w:sz w:val="20"/>
               </w:rPr>
-              <w:t xml:space="preserve">  - Frontend: React with functional components and useState.</w:t>
+              <w:t xml:space="preserve">  - React with functional components and useState.</w:t>
             </w:r>
           </w:p>
           <w:p>
@@ -1602,6 +1215,34 @@
                 <w:color w:val="000000"/>
                 <w:sz w:val="20"/>
               </w:rPr>
+              <w:t>Do not ask clarifying questions. Produce the document.</w:t>
+            </w:r>
+          </w:p>
+          <w:p>
+            <w:pPr>
+              <w:spacing w:line="240" w:lineRule="auto" w:after="0" w:before="0"/>
+            </w:pPr>
+            <w:r>
+              <w:rPr>
+                <w:rFonts w:ascii="Aptos" w:hAnsi="Aptos" w:eastAsia="Aptos" w:cs="Aptos"/>
+                <w:b w:val="0"/>
+                <w:color w:val="000000"/>
+                <w:sz w:val="20"/>
+              </w:rPr>
+              <w:t xml:space="preserve"> </w:t>
+            </w:r>
+          </w:p>
+          <w:p>
+            <w:pPr>
+              <w:spacing w:line="240" w:lineRule="auto" w:after="0" w:before="0"/>
+            </w:pPr>
+            <w:r>
+              <w:rPr>
+                <w:rFonts w:ascii="Aptos" w:hAnsi="Aptos" w:eastAsia="Aptos" w:cs="Aptos"/>
+                <w:b w:val="0"/>
+                <w:color w:val="000000"/>
+                <w:sz w:val="20"/>
+              </w:rPr>
               <w:t>PRD follows:</w:t>
             </w:r>
           </w:p>
@@ -1638,7 +1279,7 @@
           <w:color w:val="000000"/>
           <w:sz w:val="20"/>
         </w:rPr>
-        <w:t>Step 7 — Verify and save the TRD</w:t>
+        <w:t>Step 6 — Verify and save the TRD</w:t>
       </w:r>
     </w:p>
     <w:p>
